--- a/Word_Doc/pr_3.docx
+++ b/Word_Doc/pr_3.docx
@@ -57,7 +57,7 @@
           <w:u w:val="single"/>
           <w:shd w:val="clear" w:color="auto" w:fill="FFFFFF"/>
         </w:rPr>
-        <w:t>2</w:t>
+        <w:t>3</w:t>
       </w:r>
     </w:p>
     <w:p>
@@ -78,7 +78,7 @@
         <w:spacing w:after="0" w:line="240" w:lineRule="auto"/>
         <w:rPr>
           <w:rFonts w:ascii="Times New Roman" w:hAnsi="Times New Roman" w:cs="Times New Roman"/>
-          <w:b/>
+          <w:bCs/>
           <w:color w:val="383D48"/>
           <w:sz w:val="28"/>
           <w:szCs w:val="28"/>
@@ -95,6 +95,115 @@
           <w:shd w:val="clear" w:color="auto" w:fill="FFFFFF"/>
         </w:rPr>
         <w:t xml:space="preserve">Aim: </w:t>
+      </w:r>
+      <w:r>
+        <w:rPr>
+          <w:rFonts w:ascii="Times New Roman" w:hAnsi="Times New Roman" w:cs="Times New Roman"/>
+          <w:bCs/>
+          <w:color w:val="383D48"/>
+          <w:sz w:val="28"/>
+          <w:szCs w:val="28"/>
+          <w:shd w:val="clear" w:color="auto" w:fill="FFFFFF"/>
+        </w:rPr>
+        <w:t xml:space="preserve">To develop a Java program to identify and count distinct points using classes, </w:t>
+      </w:r>
+      <w:proofErr w:type="gramStart"/>
+      <w:r>
+        <w:rPr>
+          <w:rFonts w:ascii="Times New Roman" w:hAnsi="Times New Roman" w:cs="Times New Roman"/>
+          <w:bCs/>
+          <w:color w:val="383D48"/>
+          <w:sz w:val="28"/>
+          <w:szCs w:val="28"/>
+          <w:shd w:val="clear" w:color="auto" w:fill="FFFFFF"/>
+        </w:rPr>
+        <w:t>equals(</w:t>
+      </w:r>
+      <w:proofErr w:type="gramEnd"/>
+      <w:r>
+        <w:rPr>
+          <w:rFonts w:ascii="Times New Roman" w:hAnsi="Times New Roman" w:cs="Times New Roman"/>
+          <w:bCs/>
+          <w:color w:val="383D48"/>
+          <w:sz w:val="28"/>
+          <w:szCs w:val="28"/>
+          <w:shd w:val="clear" w:color="auto" w:fill="FFFFFF"/>
+        </w:rPr>
+        <w:t xml:space="preserve">), </w:t>
+      </w:r>
+      <w:proofErr w:type="spellStart"/>
+      <w:proofErr w:type="gramStart"/>
+      <w:r>
+        <w:rPr>
+          <w:rFonts w:ascii="Times New Roman" w:hAnsi="Times New Roman" w:cs="Times New Roman"/>
+          <w:bCs/>
+          <w:color w:val="383D48"/>
+          <w:sz w:val="28"/>
+          <w:szCs w:val="28"/>
+          <w:shd w:val="clear" w:color="auto" w:fill="FFFFFF"/>
+        </w:rPr>
+        <w:t>hashCode</w:t>
+      </w:r>
+      <w:proofErr w:type="spellEnd"/>
+      <w:r>
+        <w:rPr>
+          <w:rFonts w:ascii="Times New Roman" w:hAnsi="Times New Roman" w:cs="Times New Roman"/>
+          <w:bCs/>
+          <w:color w:val="383D48"/>
+          <w:sz w:val="28"/>
+          <w:szCs w:val="28"/>
+          <w:shd w:val="clear" w:color="auto" w:fill="FFFFFF"/>
+        </w:rPr>
+        <w:t>(</w:t>
+      </w:r>
+      <w:proofErr w:type="gramEnd"/>
+      <w:r>
+        <w:rPr>
+          <w:rFonts w:ascii="Times New Roman" w:hAnsi="Times New Roman" w:cs="Times New Roman"/>
+          <w:bCs/>
+          <w:color w:val="383D48"/>
+          <w:sz w:val="28"/>
+          <w:szCs w:val="28"/>
+          <w:shd w:val="clear" w:color="auto" w:fill="FFFFFF"/>
+        </w:rPr>
+        <w:t xml:space="preserve">), and </w:t>
+      </w:r>
+      <w:proofErr w:type="spellStart"/>
+      <w:proofErr w:type="gramStart"/>
+      <w:r>
+        <w:rPr>
+          <w:rFonts w:ascii="Times New Roman" w:hAnsi="Times New Roman" w:cs="Times New Roman"/>
+          <w:bCs/>
+          <w:color w:val="383D48"/>
+          <w:sz w:val="28"/>
+          <w:szCs w:val="28"/>
+          <w:shd w:val="clear" w:color="auto" w:fill="FFFFFF"/>
+        </w:rPr>
+        <w:t>toString</w:t>
+      </w:r>
+      <w:proofErr w:type="spellEnd"/>
+      <w:r>
+        <w:rPr>
+          <w:rFonts w:ascii="Times New Roman" w:hAnsi="Times New Roman" w:cs="Times New Roman"/>
+          <w:bCs/>
+          <w:color w:val="383D48"/>
+          <w:sz w:val="28"/>
+          <w:szCs w:val="28"/>
+          <w:shd w:val="clear" w:color="auto" w:fill="FFFFFF"/>
+        </w:rPr>
+        <w:t>(</w:t>
+      </w:r>
+      <w:proofErr w:type="gramEnd"/>
+      <w:r>
+        <w:rPr>
+          <w:rFonts w:ascii="Times New Roman" w:hAnsi="Times New Roman" w:cs="Times New Roman"/>
+          <w:bCs/>
+          <w:color w:val="383D48"/>
+          <w:sz w:val="28"/>
+          <w:szCs w:val="28"/>
+          <w:shd w:val="clear" w:color="auto" w:fill="FFFFFF"/>
+        </w:rPr>
+        <w:t>) methods.</w:t>
       </w:r>
     </w:p>
     <w:p>
@@ -263,9 +372,9 @@
           <w:shd w:val="clear" w:color="auto" w:fill="FFFFFF"/>
         </w:rPr>
         <w:drawing>
-          <wp:inline distT="0" distB="0" distL="0" distR="0" wp14:anchorId="4F79630F" wp14:editId="3FB667D9">
-            <wp:extent cx="5058481" cy="6192114"/>
-            <wp:effectExtent l="0" t="0" r="8890" b="0"/>
+          <wp:inline distT="0" distB="0" distL="0" distR="0" wp14:anchorId="4F79630F" wp14:editId="1C58EBA8">
+            <wp:extent cx="4622547" cy="5658485"/>
+            <wp:effectExtent l="0" t="0" r="6985" b="0"/>
             <wp:docPr id="923975370" name="Picture 1"/>
             <wp:cNvGraphicFramePr>
               <a:graphicFrameLocks xmlns:a="http://schemas.openxmlformats.org/drawingml/2006/main" noChangeAspect="1"/>
@@ -292,7 +401,7 @@
                   <pic:spPr>
                     <a:xfrm>
                       <a:off x="0" y="0"/>
-                      <a:ext cx="5058481" cy="6192114"/>
+                      <a:ext cx="4628417" cy="5665671"/>
                     </a:xfrm>
                     <a:prstGeom prst="rect">
                       <a:avLst/>
@@ -304,6 +413,34 @@
           </wp:inline>
         </w:drawing>
       </w:r>
+    </w:p>
+    <w:p>
+      <w:pPr>
+        <w:spacing w:after="0" w:line="240" w:lineRule="auto"/>
+        <w:ind w:left="360"/>
+        <w:rPr>
+          <w:rFonts w:ascii="Times New Roman" w:hAnsi="Times New Roman" w:cs="Times New Roman"/>
+          <w:b/>
+          <w:color w:val="383D48"/>
+          <w:sz w:val="28"/>
+          <w:szCs w:val="28"/>
+          <w:shd w:val="clear" w:color="auto" w:fill="FFFFFF"/>
+        </w:rPr>
+      </w:pPr>
+    </w:p>
+    <w:p>
+      <w:pPr>
+        <w:spacing w:after="0" w:line="240" w:lineRule="auto"/>
+        <w:ind w:left="360"/>
+        <w:rPr>
+          <w:rFonts w:ascii="Times New Roman" w:hAnsi="Times New Roman" w:cs="Times New Roman"/>
+          <w:b/>
+          <w:color w:val="383D48"/>
+          <w:sz w:val="28"/>
+          <w:szCs w:val="28"/>
+          <w:shd w:val="clear" w:color="auto" w:fill="FFFFFF"/>
+        </w:rPr>
+      </w:pPr>
     </w:p>
     <w:p>
       <w:pPr>
